--- a/Relatorio_Evasao_DeepLearning.docx
+++ b/Relatorio_Evasao_DeepLearning.docx
@@ -102,7 +102,7 @@
           <w:sz w:val="22"/>
           <w:szCs w:val="22"/>
         </w:rPr>
-        <w:t xml:space="preserve">[seu nome]</w:t>
+        <w:t xml:space="preserve">Flávia Cristina de Sousa Silva Dias Paz</w:t>
       </w:r>
     </w:p>
     <w:p>

--- a/Relatorio_Evasao_DeepLearning.docx
+++ b/Relatorio_Evasao_DeepLearning.docx
@@ -232,16 +232,16 @@
         <w:t>de alto custo.</w:t>
       </w:r>
       <w:r>
-        <w:t xml:space="preserve"> Para a instituição, </w:t>
+        <w:t xml:space="preserve"> Para a </w:t>
+      </w:r>
+      <w:r>
+        <w:t xml:space="preserve">instituição </w:t>
       </w:r>
       <w:r>
         <w:t xml:space="preserve">gera </w:t>
       </w:r>
       <w:r>
-        <w:t xml:space="preserve">perda de receita, </w:t>
-      </w:r>
-      <w:r>
-        <w:t xml:space="preserve">vagas </w:t>
+        <w:t xml:space="preserve">perda de receita, vagas </w:t>
       </w:r>
       <w:r>
         <w:t xml:space="preserve">ociosas </w:t>
@@ -326,7 +326,10 @@
         <w:jc w:val="both"/>
       </w:pPr>
       <w:r>
-        <w:t xml:space="preserve">Este trabalho aborda a evasão como uma tarefa de classificação supervisionada sobre o conjunto de dados público de Realinho et al. (2022), que registra a trajetória de 4.424 alunos do Instituto Politécnico de Portalegre (Portugal), matriculados entre 2008 e 2019. Cada aluno é rotulado, ao final da duração regular do curso, em uma de três classes: </w:t>
+        <w:t>O presente trabalho</w:t>
+      </w:r>
+      <w:r>
+        <w:t xml:space="preserve"> aborda a evasão como uma tarefa de classificação supervisionada sobre o conjunto de dados público de Realinho et al. (2022), que registra a trajetória de 4.424 alunos do Instituto Politécnico de Portalegre (Portugal), matriculados entre 2008 e 2019. Cada aluno é rotulado, ao final da duração regular do curso, em uma de três classes: </w:t>
       </w:r>
       <w:proofErr w:type="spellStart"/>
       <w:r>
@@ -556,10 +559,13 @@
         <w:jc w:val="both"/>
       </w:pPr>
       <w:r>
-        <w:t>O objetivo deste trabalho</w:t>
-      </w:r>
-      <w:r>
-        <w:t xml:space="preserve"> é desenvolver um modelo de </w:t>
+        <w:t xml:space="preserve">O objetivo deste trabalho </w:t>
+      </w:r>
+      <w:r>
+        <w:t>foi</w:t>
+      </w:r>
+      <w:r>
+        <w:t xml:space="preserve"> desenvolver um modelo de </w:t>
       </w:r>
       <w:proofErr w:type="spellStart"/>
       <w:r>
@@ -581,7 +587,10 @@
         <w:t xml:space="preserve"> e verificar se ele consegue superar essas métricas. Como contribuição adicional, </w:t>
       </w:r>
       <w:r>
-        <w:t>foram submetidos</w:t>
+        <w:t>foram</w:t>
+      </w:r>
+      <w:r>
+        <w:t xml:space="preserve"> analisados</w:t>
       </w:r>
       <w:r>
         <w:t xml:space="preserve"> tanto os </w:t>
@@ -652,7 +661,13 @@
         <w:t>Random Forest</w:t>
       </w:r>
       <w:r>
-        <w:t xml:space="preserve">) dominam a literatura de predição de desempenho. Martins et al. (2021) introduzem a base usada aqui, propondo um sistema de alerta precoce no Instituto Politécnico de Portalegre, e Realinho et al. (2022) publicam o </w:t>
+        <w:t xml:space="preserve">) dominam a literatura de predição de desempenho. Martins et al. (2021) introduzem a base </w:t>
+      </w:r>
+      <w:r>
+        <w:t>utilizada</w:t>
+      </w:r>
+      <w:r>
+        <w:t xml:space="preserve">, propondo um sistema de alerta precoce no Instituto Politécnico de Portalegre, e Realinho et al. (2022) publicam o </w:t>
       </w:r>
       <w:proofErr w:type="spellStart"/>
       <w:r>
@@ -714,7 +729,13 @@
       </w:r>
       <w:proofErr w:type="spellEnd"/>
       <w:r>
-        <w:t>) para evasão universitária. Villar &amp; de Andrade (2024) é o artigo-base que buscamos superar.</w:t>
+        <w:t xml:space="preserve">) para evasão universitária. Villar &amp; de Andrade (2024) é o artigo-base que </w:t>
+      </w:r>
+      <w:r>
+        <w:t>se busca</w:t>
+      </w:r>
+      <w:r>
+        <w:t xml:space="preserve"> superar.</w:t>
       </w:r>
     </w:p>
     <w:p>
@@ -820,7 +841,19 @@
       </w:r>
       <w:proofErr w:type="spellEnd"/>
       <w:r>
-        <w:t xml:space="preserve">, que representam variáveis categóricas como vetores densos aprendidos — técnica central da nossa arquitetura. Entretanto, </w:t>
+        <w:t>, que representam variáveis categóricas como vetores densos aprendidos</w:t>
+      </w:r>
+      <w:r>
+        <w:t xml:space="preserve">, </w:t>
+      </w:r>
+      <w:r>
+        <w:t xml:space="preserve">técnica central </w:t>
+      </w:r>
+      <w:r>
+        <w:t>dessa</w:t>
+      </w:r>
+      <w:r>
+        <w:t xml:space="preserve"> arquitetura. Entretanto, </w:t>
       </w:r>
       <w:proofErr w:type="spellStart"/>
       <w:r>
@@ -905,7 +938,13 @@
       </w:r>
       <w:proofErr w:type="spellEnd"/>
       <w:r>
-        <w:t xml:space="preserve"> et al. (2002) introduzem o SMOTE, usado tanto no artigo-base quanto, de forma controlada (apenas no treino), neste trabalho.</w:t>
+        <w:t xml:space="preserve"> et al. (2002) introduzem o SMOTE, usado tanto no artigo-base quanto, de forma controlada </w:t>
+      </w:r>
+      <w:r>
+        <w:t xml:space="preserve">neste trabalho </w:t>
+      </w:r>
+      <w:r>
+        <w:t>(apenas no treino).</w:t>
       </w:r>
     </w:p>
     <w:p>
@@ -1065,7 +1104,13 @@
       </w:r>
       <w:proofErr w:type="spellEnd"/>
       <w:r>
-        <w:t xml:space="preserve"> é também a mais ambígua — corresponde a alunos ainda matriculados, sem desfecho definido —, o que a torna o principal gargalo de qualquer classificador. No </w:t>
+        <w:t xml:space="preserve"> é também a mais ambígua</w:t>
+      </w:r>
+      <w:r>
+        <w:t xml:space="preserve"> que </w:t>
+      </w:r>
+      <w:r>
+        <w:t xml:space="preserve">corresponde a alunos ainda matriculados, sem desfecho definido, o que a torna o principal gargalo de qualquer classificador. No </w:t>
       </w:r>
       <w:r>
         <w:rPr>
@@ -1324,17 +1369,21 @@
         <w:t xml:space="preserve"> e </w:t>
       </w:r>
       <w:proofErr w:type="spellStart"/>
-      <w:proofErr w:type="gramStart"/>
       <w:r>
         <w:t>Dropout</w:t>
       </w:r>
       <w:proofErr w:type="spellEnd"/>
       <w:r>
-        <w:t>(</w:t>
-      </w:r>
-      <w:proofErr w:type="gramEnd"/>
-      <w:r>
-        <w:t>0,35), seguido de uma camada de saída com 3 unidades.</w:t>
+        <w:t xml:space="preserve"> </w:t>
+      </w:r>
+      <w:r>
+        <w:t>(0,35), segui</w:t>
+      </w:r>
+      <w:r>
+        <w:t xml:space="preserve">ndo </w:t>
+      </w:r>
+      <w:r>
+        <w:t>uma camada de saída com 3 unidades.</w:t>
       </w:r>
     </w:p>
     <w:p>
@@ -1538,12 +1587,6 @@
         <w:gridCol w:w="940"/>
       </w:tblGrid>
       <w:tr>
-        <w:tblPrEx>
-          <w:tblCellMar>
-            <w:top w:w="0" w:type="dxa"/>
-            <w:bottom w:w="0" w:type="dxa"/>
-          </w:tblCellMar>
-        </w:tblPrEx>
         <w:trPr>
           <w:tblHeader/>
         </w:trPr>
@@ -1786,12 +1829,6 @@
         </w:tc>
       </w:tr>
       <w:tr>
-        <w:tblPrEx>
-          <w:tblCellMar>
-            <w:top w:w="0" w:type="dxa"/>
-            <w:bottom w:w="0" w:type="dxa"/>
-          </w:tblCellMar>
-        </w:tblPrEx>
         <w:tc>
           <w:tcPr>
             <w:tcW w:w="2880" w:type="dxa"/>
@@ -1983,12 +2020,6 @@
         </w:tc>
       </w:tr>
       <w:tr>
-        <w:tblPrEx>
-          <w:tblCellMar>
-            <w:top w:w="0" w:type="dxa"/>
-            <w:bottom w:w="0" w:type="dxa"/>
-          </w:tblCellMar>
-        </w:tblPrEx>
         <w:tc>
           <w:tcPr>
             <w:tcW w:w="2880" w:type="dxa"/>
@@ -2188,12 +2219,6 @@
         </w:tc>
       </w:tr>
       <w:tr>
-        <w:tblPrEx>
-          <w:tblCellMar>
-            <w:top w:w="0" w:type="dxa"/>
-            <w:bottom w:w="0" w:type="dxa"/>
-          </w:tblCellMar>
-        </w:tblPrEx>
         <w:tc>
           <w:tcPr>
             <w:tcW w:w="2880" w:type="dxa"/>
@@ -2387,12 +2412,6 @@
         </w:tc>
       </w:tr>
       <w:tr>
-        <w:tblPrEx>
-          <w:tblCellMar>
-            <w:top w:w="0" w:type="dxa"/>
-            <w:bottom w:w="0" w:type="dxa"/>
-          </w:tblCellMar>
-        </w:tblPrEx>
         <w:tc>
           <w:tcPr>
             <w:tcW w:w="2880" w:type="dxa"/>
@@ -2634,12 +2653,6 @@
         </w:tc>
       </w:tr>
       <w:tr>
-        <w:tblPrEx>
-          <w:tblCellMar>
-            <w:top w:w="0" w:type="dxa"/>
-            <w:bottom w:w="0" w:type="dxa"/>
-          </w:tblCellMar>
-        </w:tblPrEx>
         <w:tc>
           <w:tcPr>
             <w:tcW w:w="2880" w:type="dxa"/>
@@ -2962,7 +2975,13 @@
         <w:t xml:space="preserve"> Learning</w:t>
       </w:r>
       <w:r>
-        <w:t xml:space="preserve"> alcança macro-F1 0,721 e AUC 0,893 — competitivo, porém marginalmente inferior ao </w:t>
+        <w:t xml:space="preserve"> alcança macro-F1 0,721 e AUC 0,893</w:t>
+      </w:r>
+      <w:r>
+        <w:t xml:space="preserve"> - </w:t>
+      </w:r>
+      <w:r>
+        <w:t xml:space="preserve">competitivo, porém marginalmente inferior ao </w:t>
       </w:r>
       <w:proofErr w:type="spellStart"/>
       <w:r>
@@ -3026,7 +3045,19 @@
         <w:jc w:val="both"/>
       </w:pPr>
       <w:r>
-        <w:t xml:space="preserve">Para uso operacional, o objetivo não é classificar perfeitamente as três classes, e sim identificar a tempo quem corre risco de evadir. Tratamos a probabilidade de </w:t>
+        <w:t xml:space="preserve">Para uso operacional, o objetivo não é classificar perfeitamente as três classes, e sim identificar a tempo quem corre risco de evadir. </w:t>
+      </w:r>
+      <w:r>
+        <w:t xml:space="preserve">A </w:t>
+      </w:r>
+      <w:r>
+        <w:t xml:space="preserve">probabilidade </w:t>
+      </w:r>
+      <w:r>
+        <w:t xml:space="preserve">foi tratada </w:t>
+      </w:r>
+      <w:r>
+        <w:t xml:space="preserve">de </w:t>
       </w:r>
       <w:proofErr w:type="spellStart"/>
       <w:r>
@@ -3145,7 +3176,13 @@
         <w:spacing w:after="80"/>
       </w:pPr>
       <w:r>
-        <w:t>Limiar 0,50: recall 0,72 e precisão 0,90 — alta confiabilidade nos sinalizados;</w:t>
+        <w:t xml:space="preserve">Limiar 0,50: recall 0,72 e precisão 0,90 </w:t>
+      </w:r>
+      <w:r>
+        <w:t xml:space="preserve">- </w:t>
+      </w:r>
+      <w:r>
+        <w:t>alta confiabilidade nos sinalizados;</w:t>
       </w:r>
     </w:p>
     <w:p>
@@ -3158,7 +3195,13 @@
         <w:spacing w:after="80"/>
       </w:pPr>
       <w:r>
-        <w:t>Limiar 0,21: recall 0,85 e precisão 0,75 — modo intervenção, prioriza cobertura.</w:t>
+        <w:t xml:space="preserve">Limiar 0,21: recall 0,85 e precisão 0,75 </w:t>
+      </w:r>
+      <w:r>
+        <w:t xml:space="preserve">- </w:t>
+      </w:r>
+      <w:r>
+        <w:t>modo intervenção, prioriza cobertura.</w:t>
       </w:r>
     </w:p>
     <w:p>
@@ -3192,49 +3235,118 @@
     <w:p>
       <w:pPr>
         <w:spacing w:after="120" w:line="276" w:lineRule="auto"/>
+        <w:jc w:val="both"/>
       </w:pPr>
       <w:r>
         <w:rPr>
           <w:b/>
           <w:bCs/>
         </w:rPr>
-        <w:t>Resultado principal, apresentado com honestidade</w:t>
-      </w:r>
+        <w:t xml:space="preserve">Resultado principal, apresentado com honestidade. </w:t>
+      </w:r>
+      <w:r>
+        <w:t xml:space="preserve">O modelo de </w:t>
+      </w:r>
+      <w:proofErr w:type="spellStart"/>
+      <w:r>
+        <w:rPr>
+          <w:i/>
+        </w:rPr>
+        <w:t>Deep</w:t>
+      </w:r>
+      <w:proofErr w:type="spellEnd"/>
+      <w:r>
+        <w:rPr>
+          <w:i/>
+        </w:rPr>
+        <w:t xml:space="preserve"> Learning</w:t>
+      </w:r>
+      <w:r>
+        <w:t xml:space="preserve"> não superou o </w:t>
+      </w:r>
+      <w:r>
+        <w:rPr>
+          <w:i/>
+        </w:rPr>
+        <w:t>Machine Learning</w:t>
+      </w:r>
+      <w:r>
+        <w:t xml:space="preserve"> clássico nas métricas agregadas: o </w:t>
+      </w:r>
+      <w:proofErr w:type="spellStart"/>
+      <w:r>
+        <w:rPr>
+          <w:i/>
+        </w:rPr>
+        <w:t>boosting</w:t>
+      </w:r>
+      <w:proofErr w:type="spellEnd"/>
+      <w:r>
+        <w:t xml:space="preserve"> permanece à frente por margem pequena, porém consistente. Esse resultado é coerente com a literatura recente (</w:t>
+      </w:r>
+      <w:proofErr w:type="spellStart"/>
+      <w:r>
+        <w:t>Grinsztajn</w:t>
+      </w:r>
+      <w:proofErr w:type="spellEnd"/>
+      <w:r>
+        <w:t xml:space="preserve"> et al., 2022; </w:t>
+      </w:r>
+      <w:proofErr w:type="spellStart"/>
+      <w:r>
+        <w:t>Shwartz-Ziv</w:t>
+      </w:r>
+      <w:proofErr w:type="spellEnd"/>
+      <w:r>
+        <w:t xml:space="preserve"> &amp; </w:t>
+      </w:r>
+      <w:proofErr w:type="spellStart"/>
+      <w:r>
+        <w:t>Armon</w:t>
+      </w:r>
+      <w:proofErr w:type="spellEnd"/>
+      <w:r>
+        <w:t xml:space="preserve">, 2022), </w:t>
+      </w:r>
+      <w:r>
+        <w:t>onde</w:t>
+      </w:r>
+      <w:r>
+        <w:t xml:space="preserve"> </w:t>
+      </w:r>
+      <w:r>
+        <w:t xml:space="preserve">os </w:t>
+      </w:r>
+      <w:r>
+        <w:t>modelos baseados em árvores ainda dominam dados tabulares heterogêneos de porte moderado. Trata-se de um resultado negativo informativo: ele confirma, em um caso concreto, uma tendência teórica relevante.</w:t>
+      </w:r>
+    </w:p>
+    <w:p>
+      <w:pPr>
+        <w:spacing w:after="120" w:line="276" w:lineRule="auto"/>
+        <w:jc w:val="both"/>
+      </w:pPr>
       <w:r>
         <w:rPr>
           <w:b/>
           <w:bCs/>
         </w:rPr>
-        <w:t xml:space="preserve">. </w:t>
-      </w:r>
-      <w:r>
-        <w:t xml:space="preserve">O modelo de </w:t>
-      </w:r>
-      <w:proofErr w:type="spellStart"/>
-      <w:r>
-        <w:rPr>
-          <w:i/>
-        </w:rPr>
-        <w:t>Deep</w:t>
-      </w:r>
-      <w:proofErr w:type="spellEnd"/>
-      <w:r>
-        <w:rPr>
-          <w:i/>
-        </w:rPr>
-        <w:t xml:space="preserve"> Learning</w:t>
-      </w:r>
-      <w:r>
-        <w:t xml:space="preserve"> não superou o </w:t>
-      </w:r>
-      <w:r>
-        <w:rPr>
-          <w:i/>
-        </w:rPr>
-        <w:t>Machine Learning</w:t>
-      </w:r>
-      <w:r>
-        <w:t xml:space="preserve"> clássico nas métricas agregadas: o </w:t>
+        <w:t xml:space="preserve">Contribuição metodológica. </w:t>
+      </w:r>
+      <w:r>
+        <w:t>Os F1 de 0,86</w:t>
+      </w:r>
+      <w:r>
+        <w:t xml:space="preserve"> - </w:t>
+      </w:r>
+      <w:r>
+        <w:t>0,88 reportados pelo artigo-base não se replicam sob avaliação sem vazamento. Ao aplicar SMOTE antes da divisão treino/teste, os autores superestimam o desempenho; reavaliando de forma rigorosa, o teto realista cai para cerca de 0,75 de macro</w:t>
+      </w:r>
+      <w:r>
+        <w:t xml:space="preserve"> - </w:t>
+      </w:r>
+      <w:r>
+        <w:t xml:space="preserve">F1 para todos os métodos, inclusive os próprios algoritmos de </w:t>
       </w:r>
       <w:proofErr w:type="spellStart"/>
       <w:r>
@@ -3245,31 +3357,16 @@
       </w:r>
       <w:proofErr w:type="spellEnd"/>
       <w:r>
-        <w:t xml:space="preserve"> permanece à frente por margem pequena, porém consistente. Esse resultado é coerente com a literatura recente (</w:t>
-      </w:r>
-      <w:proofErr w:type="spellStart"/>
-      <w:r>
-        <w:t>Grinsztajn</w:t>
-      </w:r>
-      <w:proofErr w:type="spellEnd"/>
-      <w:r>
-        <w:t xml:space="preserve"> et al., 2022; </w:t>
-      </w:r>
-      <w:proofErr w:type="spellStart"/>
-      <w:r>
-        <w:t>Shwartz-Ziv</w:t>
-      </w:r>
-      <w:proofErr w:type="spellEnd"/>
-      <w:r>
-        <w:t xml:space="preserve"> &amp; </w:t>
-      </w:r>
-      <w:proofErr w:type="spellStart"/>
-      <w:r>
-        <w:t>Armon</w:t>
-      </w:r>
-      <w:proofErr w:type="spellEnd"/>
-      <w:r>
-        <w:t>, 2022), que mostra que modelos baseados em árvores ainda dominam dados tabulares heterogêneos de porte moderado. Trata-se de um resultado negativo informativo: ele confirma, em um caso concreto, uma tendência teórica relevante.</w:t>
+        <w:t xml:space="preserve"> usados por eles. Estabelecer esse </w:t>
+      </w:r>
+      <w:r>
+        <w:rPr>
+          <w:i/>
+        </w:rPr>
+        <w:t>benchmark</w:t>
+      </w:r>
+      <w:r>
+        <w:t xml:space="preserve"> confiável é, possivelmente, a contribuição mais útil deste trabalho para quem pretenda usar tais números em decisões reais.</w:t>
       </w:r>
     </w:p>
     <w:p>
@@ -3282,62 +3379,32 @@
           <w:b/>
           <w:bCs/>
         </w:rPr>
-        <w:t xml:space="preserve">Contribuição metodológica. </w:t>
-      </w:r>
-      <w:r>
-        <w:t xml:space="preserve">Os F1 de 0,86–0,88 reportados pelo artigo-base não se replicam sob avaliação sem vazamento. Ao aplicar SMOTE antes da divisão treino/teste, os autores superestimam o desempenho; reavaliando de forma rigorosa, o teto realista cai para cerca de 0,75 de macro-F1 para todos os métodos, inclusive os próprios algoritmos de </w:t>
-      </w:r>
-      <w:proofErr w:type="spellStart"/>
-      <w:r>
-        <w:rPr>
-          <w:i/>
-        </w:rPr>
-        <w:t>boosting</w:t>
-      </w:r>
-      <w:proofErr w:type="spellEnd"/>
-      <w:r>
-        <w:t xml:space="preserve"> usados por eles. Estabelecer esse </w:t>
-      </w:r>
-      <w:r>
-        <w:rPr>
-          <w:i/>
-        </w:rPr>
-        <w:t>benchmark</w:t>
-      </w:r>
-      <w:r>
-        <w:t xml:space="preserve"> confiável é, possivelmente, a contribuição mais útil deste trabalho para quem pretenda usar tais números em decisões reais.</w:t>
-      </w:r>
-    </w:p>
-    <w:p>
-      <w:pPr>
-        <w:spacing w:after="120" w:line="276" w:lineRule="auto"/>
-        <w:jc w:val="both"/>
-      </w:pPr>
+        <w:t xml:space="preserve">Onde o </w:t>
+      </w:r>
+      <w:proofErr w:type="spellStart"/>
       <w:r>
         <w:rPr>
           <w:b/>
           <w:bCs/>
         </w:rPr>
-        <w:t xml:space="preserve">Onde o </w:t>
-      </w:r>
-      <w:proofErr w:type="spellStart"/>
+        <w:t>Deep</w:t>
+      </w:r>
+      <w:proofErr w:type="spellEnd"/>
       <w:r>
         <w:rPr>
           <w:b/>
           <w:bCs/>
         </w:rPr>
-        <w:t>Deep</w:t>
-      </w:r>
-      <w:proofErr w:type="spellEnd"/>
-      <w:r>
-        <w:rPr>
-          <w:b/>
-          <w:bCs/>
-        </w:rPr>
         <w:t xml:space="preserve"> Learning agrega valor. </w:t>
       </w:r>
       <w:r>
-        <w:t>No uso operacional (alerta precoce de evasão), o modelo entrega AUC 0,923 e probabilidades que permitem ajustar o limiar para priorizar recall — exatamente o comportamento desejável em um sistema de intervenção.</w:t>
+        <w:t>No uso operacional (alerta precoce de evasão), o modelo entrega AUC 0,923 e probabilidades que permitem ajustar o limiar para priorizar recall</w:t>
+      </w:r>
+      <w:r>
+        <w:t xml:space="preserve">, </w:t>
+      </w:r>
+      <w:r>
+        <w:t>exatamente o comportamento desejável em um sistema de intervenção.</w:t>
       </w:r>
     </w:p>
     <w:p>
@@ -3397,10 +3464,7 @@
         <w:jc w:val="both"/>
       </w:pPr>
       <w:r>
-        <w:t>Foi comparado</w:t>
-      </w:r>
-      <w:r>
-        <w:t xml:space="preserve"> um modelo de </w:t>
+        <w:t xml:space="preserve">Foi comparado um modelo de </w:t>
       </w:r>
       <w:proofErr w:type="spellStart"/>
       <w:r>
@@ -3525,7 +3589,7 @@
         <w:jc w:val="both"/>
       </w:pPr>
       <w:r>
-        <w:t>Como próximos passos, sugerem-se: validação cruzada repetida com intervalos de confiança; arquiteturas tabulares dedicadas (</w:t>
+        <w:t>Como próximos passos, sugere-se: validação cruzada repetida com intervalos de confiança; arquiteturas tabulares dedicadas (</w:t>
       </w:r>
       <w:proofErr w:type="spellStart"/>
       <w:r>
@@ -3563,8 +3627,13 @@
     </w:p>
     <w:p>
       <w:pPr>
+        <w:pStyle w:val="PargrafodaLista"/>
+        <w:numPr>
+          <w:ilvl w:val="0"/>
+          <w:numId w:val="11"/>
+        </w:numPr>
         <w:spacing w:after="120"/>
-        <w:ind w:left="480" w:hanging="480"/>
+        <w:jc w:val="both"/>
       </w:pPr>
       <w:r>
         <w:rPr>
@@ -3576,6 +3645,8 @@
       <w:proofErr w:type="spellStart"/>
       <w:r>
         <w:rPr>
+          <w:i/>
+          <w:iCs/>
           <w:sz w:val="20"/>
           <w:szCs w:val="20"/>
         </w:rPr>
@@ -3584,6 +3655,8 @@
       <w:proofErr w:type="spellEnd"/>
       <w:r>
         <w:rPr>
+          <w:i/>
+          <w:iCs/>
           <w:sz w:val="20"/>
           <w:szCs w:val="20"/>
         </w:rPr>
@@ -3592,6 +3665,8 @@
       <w:proofErr w:type="spellStart"/>
       <w:r>
         <w:rPr>
+          <w:i/>
+          <w:iCs/>
           <w:sz w:val="20"/>
           <w:szCs w:val="20"/>
         </w:rPr>
@@ -3600,6 +3675,8 @@
       <w:proofErr w:type="spellEnd"/>
       <w:r>
         <w:rPr>
+          <w:i/>
+          <w:iCs/>
           <w:sz w:val="20"/>
           <w:szCs w:val="20"/>
         </w:rPr>
@@ -3608,6 +3685,8 @@
       <w:proofErr w:type="spellStart"/>
       <w:r>
         <w:rPr>
+          <w:i/>
+          <w:iCs/>
           <w:sz w:val="20"/>
           <w:szCs w:val="20"/>
         </w:rPr>
@@ -3616,6 +3695,8 @@
       <w:proofErr w:type="spellEnd"/>
       <w:r>
         <w:rPr>
+          <w:i/>
+          <w:iCs/>
           <w:sz w:val="20"/>
           <w:szCs w:val="20"/>
         </w:rPr>
@@ -3624,6 +3705,8 @@
       <w:proofErr w:type="spellStart"/>
       <w:r>
         <w:rPr>
+          <w:i/>
+          <w:iCs/>
           <w:sz w:val="20"/>
           <w:szCs w:val="20"/>
         </w:rPr>
@@ -3632,6 +3715,8 @@
       <w:proofErr w:type="spellEnd"/>
       <w:r>
         <w:rPr>
+          <w:i/>
+          <w:iCs/>
           <w:sz w:val="20"/>
           <w:szCs w:val="20"/>
         </w:rPr>
@@ -3640,6 +3725,8 @@
       <w:proofErr w:type="spellStart"/>
       <w:r>
         <w:rPr>
+          <w:i/>
+          <w:iCs/>
           <w:sz w:val="20"/>
           <w:szCs w:val="20"/>
         </w:rPr>
@@ -3648,6 +3735,8 @@
       <w:proofErr w:type="spellEnd"/>
       <w:r>
         <w:rPr>
+          <w:i/>
+          <w:iCs/>
           <w:sz w:val="20"/>
           <w:szCs w:val="20"/>
         </w:rPr>
@@ -3656,6 +3745,8 @@
       <w:proofErr w:type="spellStart"/>
       <w:r>
         <w:rPr>
+          <w:i/>
+          <w:iCs/>
           <w:sz w:val="20"/>
           <w:szCs w:val="20"/>
         </w:rPr>
@@ -3664,6 +3755,8 @@
       <w:proofErr w:type="spellEnd"/>
       <w:r>
         <w:rPr>
+          <w:i/>
+          <w:iCs/>
           <w:sz w:val="20"/>
           <w:szCs w:val="20"/>
         </w:rPr>
@@ -3672,6 +3765,8 @@
       <w:proofErr w:type="spellStart"/>
       <w:r>
         <w:rPr>
+          <w:i/>
+          <w:iCs/>
           <w:sz w:val="20"/>
           <w:szCs w:val="20"/>
         </w:rPr>
@@ -3680,6 +3775,8 @@
       <w:proofErr w:type="spellEnd"/>
       <w:r>
         <w:rPr>
+          <w:i/>
+          <w:iCs/>
           <w:sz w:val="20"/>
           <w:szCs w:val="20"/>
         </w:rPr>
@@ -3688,6 +3785,8 @@
       <w:proofErr w:type="spellStart"/>
       <w:r>
         <w:rPr>
+          <w:i/>
+          <w:iCs/>
           <w:sz w:val="20"/>
           <w:szCs w:val="20"/>
         </w:rPr>
@@ -3696,6 +3795,8 @@
       <w:proofErr w:type="spellEnd"/>
       <w:r>
         <w:rPr>
+          <w:i/>
+          <w:iCs/>
           <w:sz w:val="20"/>
           <w:szCs w:val="20"/>
         </w:rPr>
@@ -3704,6 +3805,8 @@
       <w:proofErr w:type="spellStart"/>
       <w:r>
         <w:rPr>
+          <w:i/>
+          <w:iCs/>
           <w:sz w:val="20"/>
           <w:szCs w:val="20"/>
         </w:rPr>
@@ -3712,16 +3815,30 @@
       <w:proofErr w:type="spellEnd"/>
       <w:r>
         <w:rPr>
-          <w:sz w:val="20"/>
-          <w:szCs w:val="20"/>
-        </w:rPr>
-        <w:t>, v. 35, n. 8, p. 6679–6687, 2021.</w:t>
+          <w:i/>
+          <w:iCs/>
+          <w:sz w:val="20"/>
+          <w:szCs w:val="20"/>
+        </w:rPr>
+        <w:t>,</w:t>
+      </w:r>
+      <w:r>
+        <w:rPr>
+          <w:sz w:val="20"/>
+          <w:szCs w:val="20"/>
+        </w:rPr>
+        <w:t xml:space="preserve"> v. 35, n. 8, p. 6679–6687, 2021.</w:t>
       </w:r>
     </w:p>
     <w:p>
       <w:pPr>
+        <w:pStyle w:val="PargrafodaLista"/>
+        <w:numPr>
+          <w:ilvl w:val="0"/>
+          <w:numId w:val="11"/>
+        </w:numPr>
         <w:spacing w:after="120"/>
-        <w:ind w:left="480" w:hanging="480"/>
+        <w:jc w:val="both"/>
       </w:pPr>
       <w:r>
         <w:rPr>
@@ -3733,6 +3850,8 @@
       <w:proofErr w:type="spellStart"/>
       <w:r>
         <w:rPr>
+          <w:i/>
+          <w:iCs/>
           <w:sz w:val="20"/>
           <w:szCs w:val="20"/>
         </w:rPr>
@@ -3741,6 +3860,8 @@
       <w:proofErr w:type="spellEnd"/>
       <w:r>
         <w:rPr>
+          <w:i/>
+          <w:iCs/>
           <w:sz w:val="20"/>
           <w:szCs w:val="20"/>
         </w:rPr>
@@ -3749,6 +3870,8 @@
       <w:proofErr w:type="spellStart"/>
       <w:r>
         <w:rPr>
+          <w:i/>
+          <w:iCs/>
           <w:sz w:val="20"/>
           <w:szCs w:val="20"/>
         </w:rPr>
@@ -3757,6 +3880,8 @@
       <w:proofErr w:type="spellEnd"/>
       <w:r>
         <w:rPr>
+          <w:i/>
+          <w:iCs/>
           <w:sz w:val="20"/>
           <w:szCs w:val="20"/>
         </w:rPr>
@@ -3765,6 +3890,8 @@
       <w:proofErr w:type="spellStart"/>
       <w:r>
         <w:rPr>
+          <w:i/>
+          <w:iCs/>
           <w:sz w:val="20"/>
           <w:szCs w:val="20"/>
         </w:rPr>
@@ -3773,6 +3900,8 @@
       <w:proofErr w:type="spellEnd"/>
       <w:r>
         <w:rPr>
+          <w:i/>
+          <w:iCs/>
           <w:sz w:val="20"/>
           <w:szCs w:val="20"/>
         </w:rPr>
@@ -3781,6 +3910,8 @@
       <w:proofErr w:type="spellStart"/>
       <w:r>
         <w:rPr>
+          <w:i/>
+          <w:iCs/>
           <w:sz w:val="20"/>
           <w:szCs w:val="20"/>
         </w:rPr>
@@ -3789,6 +3920,8 @@
       <w:proofErr w:type="spellEnd"/>
       <w:r>
         <w:rPr>
+          <w:i/>
+          <w:iCs/>
           <w:sz w:val="20"/>
           <w:szCs w:val="20"/>
         </w:rPr>
@@ -3797,6 +3930,8 @@
       <w:proofErr w:type="spellStart"/>
       <w:r>
         <w:rPr>
+          <w:i/>
+          <w:iCs/>
           <w:sz w:val="20"/>
           <w:szCs w:val="20"/>
         </w:rPr>
@@ -3805,6 +3940,8 @@
       <w:proofErr w:type="spellEnd"/>
       <w:r>
         <w:rPr>
+          <w:i/>
+          <w:iCs/>
           <w:sz w:val="20"/>
           <w:szCs w:val="20"/>
         </w:rPr>
@@ -3813,6 +3950,8 @@
       <w:proofErr w:type="spellStart"/>
       <w:r>
         <w:rPr>
+          <w:i/>
+          <w:iCs/>
           <w:sz w:val="20"/>
           <w:szCs w:val="20"/>
         </w:rPr>
@@ -3821,6 +3960,8 @@
       <w:proofErr w:type="spellEnd"/>
       <w:r>
         <w:rPr>
+          <w:i/>
+          <w:iCs/>
           <w:sz w:val="20"/>
           <w:szCs w:val="20"/>
         </w:rPr>
@@ -3829,6 +3970,8 @@
       <w:proofErr w:type="spellStart"/>
       <w:r>
         <w:rPr>
+          <w:i/>
+          <w:iCs/>
           <w:sz w:val="20"/>
           <w:szCs w:val="20"/>
         </w:rPr>
@@ -3837,6 +3980,8 @@
       <w:proofErr w:type="spellEnd"/>
       <w:r>
         <w:rPr>
+          <w:i/>
+          <w:iCs/>
           <w:sz w:val="20"/>
           <w:szCs w:val="20"/>
         </w:rPr>
@@ -3845,6 +3990,8 @@
       <w:proofErr w:type="spellStart"/>
       <w:r>
         <w:rPr>
+          <w:i/>
+          <w:iCs/>
           <w:sz w:val="20"/>
           <w:szCs w:val="20"/>
         </w:rPr>
@@ -3861,8 +4008,13 @@
     </w:p>
     <w:p>
       <w:pPr>
+        <w:pStyle w:val="PargrafodaLista"/>
+        <w:numPr>
+          <w:ilvl w:val="0"/>
+          <w:numId w:val="11"/>
+        </w:numPr>
         <w:spacing w:after="120"/>
-        <w:ind w:left="480" w:hanging="480"/>
+        <w:jc w:val="both"/>
       </w:pPr>
       <w:r>
         <w:rPr>
@@ -3874,6 +4026,8 @@
       <w:proofErr w:type="spellStart"/>
       <w:r>
         <w:rPr>
+          <w:i/>
+          <w:iCs/>
           <w:sz w:val="20"/>
           <w:szCs w:val="20"/>
         </w:rPr>
@@ -3882,6 +4036,8 @@
       <w:proofErr w:type="spellEnd"/>
       <w:r>
         <w:rPr>
+          <w:i/>
+          <w:iCs/>
           <w:sz w:val="20"/>
           <w:szCs w:val="20"/>
         </w:rPr>
@@ -3890,6 +4046,8 @@
       <w:proofErr w:type="spellStart"/>
       <w:r>
         <w:rPr>
+          <w:i/>
+          <w:iCs/>
           <w:sz w:val="20"/>
           <w:szCs w:val="20"/>
         </w:rPr>
@@ -3898,6 +4056,8 @@
       <w:proofErr w:type="spellEnd"/>
       <w:r>
         <w:rPr>
+          <w:i/>
+          <w:iCs/>
           <w:sz w:val="20"/>
           <w:szCs w:val="20"/>
         </w:rPr>
@@ -3906,6 +4066,8 @@
       <w:proofErr w:type="spellStart"/>
       <w:r>
         <w:rPr>
+          <w:i/>
+          <w:iCs/>
           <w:sz w:val="20"/>
           <w:szCs w:val="20"/>
         </w:rPr>
@@ -3914,6 +4076,8 @@
       <w:proofErr w:type="spellEnd"/>
       <w:r>
         <w:rPr>
+          <w:i/>
+          <w:iCs/>
           <w:sz w:val="20"/>
           <w:szCs w:val="20"/>
         </w:rPr>
@@ -3922,6 +4086,8 @@
       <w:proofErr w:type="spellStart"/>
       <w:r>
         <w:rPr>
+          <w:i/>
+          <w:iCs/>
           <w:sz w:val="20"/>
           <w:szCs w:val="20"/>
         </w:rPr>
@@ -3930,6 +4096,8 @@
       <w:proofErr w:type="spellEnd"/>
       <w:r>
         <w:rPr>
+          <w:i/>
+          <w:iCs/>
           <w:sz w:val="20"/>
           <w:szCs w:val="20"/>
         </w:rPr>
@@ -3938,6 +4106,8 @@
       <w:proofErr w:type="spellStart"/>
       <w:r>
         <w:rPr>
+          <w:i/>
+          <w:iCs/>
           <w:sz w:val="20"/>
           <w:szCs w:val="20"/>
         </w:rPr>
@@ -3946,6 +4116,8 @@
       <w:proofErr w:type="spellEnd"/>
       <w:r>
         <w:rPr>
+          <w:i/>
+          <w:iCs/>
           <w:sz w:val="20"/>
           <w:szCs w:val="20"/>
         </w:rPr>
@@ -3954,6 +4126,8 @@
       <w:proofErr w:type="spellStart"/>
       <w:r>
         <w:rPr>
+          <w:i/>
+          <w:iCs/>
           <w:sz w:val="20"/>
           <w:szCs w:val="20"/>
         </w:rPr>
@@ -3962,6 +4136,8 @@
       <w:proofErr w:type="spellEnd"/>
       <w:r>
         <w:rPr>
+          <w:i/>
+          <w:iCs/>
           <w:sz w:val="20"/>
           <w:szCs w:val="20"/>
         </w:rPr>
@@ -3970,6 +4146,8 @@
       <w:proofErr w:type="spellStart"/>
       <w:r>
         <w:rPr>
+          <w:i/>
+          <w:iCs/>
           <w:sz w:val="20"/>
           <w:szCs w:val="20"/>
         </w:rPr>
@@ -3978,6 +4156,8 @@
       <w:proofErr w:type="spellEnd"/>
       <w:r>
         <w:rPr>
+          <w:i/>
+          <w:iCs/>
           <w:sz w:val="20"/>
           <w:szCs w:val="20"/>
         </w:rPr>
@@ -3986,6 +4166,8 @@
       <w:proofErr w:type="spellStart"/>
       <w:r>
         <w:rPr>
+          <w:i/>
+          <w:iCs/>
           <w:sz w:val="20"/>
           <w:szCs w:val="20"/>
         </w:rPr>
@@ -3994,6 +4176,8 @@
       <w:proofErr w:type="spellEnd"/>
       <w:r>
         <w:rPr>
+          <w:i/>
+          <w:iCs/>
           <w:sz w:val="20"/>
           <w:szCs w:val="20"/>
         </w:rPr>
@@ -4002,6 +4186,8 @@
       <w:proofErr w:type="spellStart"/>
       <w:r>
         <w:rPr>
+          <w:i/>
+          <w:iCs/>
           <w:sz w:val="20"/>
           <w:szCs w:val="20"/>
         </w:rPr>
@@ -4010,6 +4196,8 @@
       <w:proofErr w:type="spellEnd"/>
       <w:r>
         <w:rPr>
+          <w:i/>
+          <w:iCs/>
           <w:sz w:val="20"/>
           <w:szCs w:val="20"/>
         </w:rPr>
@@ -4018,6 +4206,8 @@
       <w:proofErr w:type="spellStart"/>
       <w:r>
         <w:rPr>
+          <w:i/>
+          <w:iCs/>
           <w:sz w:val="20"/>
           <w:szCs w:val="20"/>
         </w:rPr>
@@ -4026,6 +4216,8 @@
       <w:proofErr w:type="spellEnd"/>
       <w:r>
         <w:rPr>
+          <w:i/>
+          <w:iCs/>
           <w:sz w:val="20"/>
           <w:szCs w:val="20"/>
         </w:rPr>
@@ -4034,6 +4226,8 @@
       <w:proofErr w:type="spellStart"/>
       <w:r>
         <w:rPr>
+          <w:i/>
+          <w:iCs/>
           <w:sz w:val="20"/>
           <w:szCs w:val="20"/>
         </w:rPr>
@@ -4042,16 +4236,30 @@
       <w:proofErr w:type="spellEnd"/>
       <w:r>
         <w:rPr>
-          <w:sz w:val="20"/>
-          <w:szCs w:val="20"/>
-        </w:rPr>
-        <w:t xml:space="preserve"> Benchmarks Track, 2022.</w:t>
+          <w:i/>
+          <w:iCs/>
+          <w:sz w:val="20"/>
+          <w:szCs w:val="20"/>
+        </w:rPr>
+        <w:t xml:space="preserve"> Benchmarks Track, </w:t>
+      </w:r>
+      <w:r>
+        <w:rPr>
+          <w:sz w:val="20"/>
+          <w:szCs w:val="20"/>
+        </w:rPr>
+        <w:t>2022.</w:t>
       </w:r>
     </w:p>
     <w:p>
       <w:pPr>
+        <w:pStyle w:val="PargrafodaLista"/>
+        <w:numPr>
+          <w:ilvl w:val="0"/>
+          <w:numId w:val="11"/>
+        </w:numPr>
         <w:spacing w:after="120"/>
-        <w:ind w:left="480" w:hanging="480"/>
+        <w:jc w:val="both"/>
       </w:pPr>
       <w:r>
         <w:rPr>
@@ -4063,6 +4271,8 @@
       <w:proofErr w:type="spellStart"/>
       <w:r>
         <w:rPr>
+          <w:i/>
+          <w:iCs/>
           <w:sz w:val="20"/>
           <w:szCs w:val="20"/>
         </w:rPr>
@@ -4071,6 +4281,8 @@
       <w:proofErr w:type="spellEnd"/>
       <w:r>
         <w:rPr>
+          <w:i/>
+          <w:iCs/>
           <w:sz w:val="20"/>
           <w:szCs w:val="20"/>
         </w:rPr>
@@ -4079,6 +4291,8 @@
       <w:proofErr w:type="spellStart"/>
       <w:r>
         <w:rPr>
+          <w:i/>
+          <w:iCs/>
           <w:sz w:val="20"/>
           <w:szCs w:val="20"/>
         </w:rPr>
@@ -4087,6 +4301,8 @@
       <w:proofErr w:type="spellEnd"/>
       <w:r>
         <w:rPr>
+          <w:i/>
+          <w:iCs/>
           <w:sz w:val="20"/>
           <w:szCs w:val="20"/>
         </w:rPr>
@@ -4095,6 +4311,8 @@
       <w:proofErr w:type="spellStart"/>
       <w:r>
         <w:rPr>
+          <w:i/>
+          <w:iCs/>
           <w:sz w:val="20"/>
           <w:szCs w:val="20"/>
         </w:rPr>
@@ -4103,6 +4321,8 @@
       <w:proofErr w:type="spellEnd"/>
       <w:r>
         <w:rPr>
+          <w:i/>
+          <w:iCs/>
           <w:sz w:val="20"/>
           <w:szCs w:val="20"/>
         </w:rPr>
@@ -4111,6 +4331,8 @@
       <w:proofErr w:type="spellStart"/>
       <w:r>
         <w:rPr>
+          <w:i/>
+          <w:iCs/>
           <w:sz w:val="20"/>
           <w:szCs w:val="20"/>
         </w:rPr>
@@ -4127,19 +4349,35 @@
     </w:p>
     <w:p>
       <w:pPr>
+        <w:pStyle w:val="PargrafodaLista"/>
+        <w:numPr>
+          <w:ilvl w:val="0"/>
+          <w:numId w:val="11"/>
+        </w:numPr>
         <w:spacing w:after="120"/>
-        <w:ind w:left="480" w:hanging="480"/>
-      </w:pPr>
-      <w:r>
-        <w:rPr>
-          <w:sz w:val="20"/>
-          <w:szCs w:val="20"/>
-        </w:rPr>
-        <w:t xml:space="preserve">MARTINS, M. V.; TOLLEDO, D.; MACHADO, J.; BAPTISTA, L. M. T.; REALINHO, V. Early </w:t>
-      </w:r>
-      <w:proofErr w:type="spellStart"/>
-      <w:r>
-        <w:rPr>
+        <w:jc w:val="both"/>
+      </w:pPr>
+      <w:r>
+        <w:rPr>
+          <w:sz w:val="20"/>
+          <w:szCs w:val="20"/>
+        </w:rPr>
+        <w:t xml:space="preserve">MARTINS, M. V.; TOLLEDO, D.; MACHADO, J.; BAPTISTA, L. M. T.; REALINHO, V. </w:t>
+      </w:r>
+      <w:r>
+        <w:rPr>
+          <w:i/>
+          <w:iCs/>
+          <w:sz w:val="20"/>
+          <w:szCs w:val="20"/>
+        </w:rPr>
+        <w:t xml:space="preserve">Early </w:t>
+      </w:r>
+      <w:proofErr w:type="spellStart"/>
+      <w:r>
+        <w:rPr>
+          <w:i/>
+          <w:iCs/>
           <w:sz w:val="20"/>
           <w:szCs w:val="20"/>
         </w:rPr>
@@ -4148,6 +4386,8 @@
       <w:proofErr w:type="spellEnd"/>
       <w:r>
         <w:rPr>
+          <w:i/>
+          <w:iCs/>
           <w:sz w:val="20"/>
           <w:szCs w:val="20"/>
         </w:rPr>
@@ -4156,6 +4396,8 @@
       <w:proofErr w:type="spellStart"/>
       <w:r>
         <w:rPr>
+          <w:i/>
+          <w:iCs/>
           <w:sz w:val="20"/>
           <w:szCs w:val="20"/>
         </w:rPr>
@@ -4164,6 +4406,8 @@
       <w:proofErr w:type="spellEnd"/>
       <w:r>
         <w:rPr>
+          <w:i/>
+          <w:iCs/>
           <w:sz w:val="20"/>
           <w:szCs w:val="20"/>
         </w:rPr>
@@ -4172,6 +4416,8 @@
       <w:proofErr w:type="spellStart"/>
       <w:r>
         <w:rPr>
+          <w:i/>
+          <w:iCs/>
           <w:sz w:val="20"/>
           <w:szCs w:val="20"/>
         </w:rPr>
@@ -4180,6 +4426,8 @@
       <w:proofErr w:type="spellEnd"/>
       <w:r>
         <w:rPr>
+          <w:i/>
+          <w:iCs/>
           <w:sz w:val="20"/>
           <w:szCs w:val="20"/>
         </w:rPr>
@@ -4188,6 +4436,8 @@
       <w:proofErr w:type="spellStart"/>
       <w:r>
         <w:rPr>
+          <w:i/>
+          <w:iCs/>
           <w:sz w:val="20"/>
           <w:szCs w:val="20"/>
         </w:rPr>
@@ -4196,6 +4446,8 @@
       <w:proofErr w:type="spellEnd"/>
       <w:r>
         <w:rPr>
+          <w:i/>
+          <w:iCs/>
           <w:sz w:val="20"/>
           <w:szCs w:val="20"/>
         </w:rPr>
@@ -4204,6 +4456,8 @@
       <w:proofErr w:type="spellStart"/>
       <w:r>
         <w:rPr>
+          <w:i/>
+          <w:iCs/>
           <w:sz w:val="20"/>
           <w:szCs w:val="20"/>
         </w:rPr>
@@ -4212,6 +4466,8 @@
       <w:proofErr w:type="spellEnd"/>
       <w:r>
         <w:rPr>
+          <w:i/>
+          <w:iCs/>
           <w:sz w:val="20"/>
           <w:szCs w:val="20"/>
         </w:rPr>
@@ -4220,6 +4476,8 @@
       <w:proofErr w:type="spellStart"/>
       <w:r>
         <w:rPr>
+          <w:i/>
+          <w:iCs/>
           <w:sz w:val="20"/>
           <w:szCs w:val="20"/>
         </w:rPr>
@@ -4228,6 +4486,8 @@
       <w:proofErr w:type="spellEnd"/>
       <w:r>
         <w:rPr>
+          <w:i/>
+          <w:iCs/>
           <w:sz w:val="20"/>
           <w:szCs w:val="20"/>
         </w:rPr>
@@ -4236,6 +4496,8 @@
       <w:proofErr w:type="spellStart"/>
       <w:r>
         <w:rPr>
+          <w:i/>
+          <w:iCs/>
           <w:sz w:val="20"/>
           <w:szCs w:val="20"/>
         </w:rPr>
@@ -4244,6 +4506,8 @@
       <w:proofErr w:type="spellEnd"/>
       <w:r>
         <w:rPr>
+          <w:i/>
+          <w:iCs/>
           <w:sz w:val="20"/>
           <w:szCs w:val="20"/>
         </w:rPr>
@@ -4252,6 +4516,8 @@
       <w:proofErr w:type="spellStart"/>
       <w:r>
         <w:rPr>
+          <w:i/>
+          <w:iCs/>
           <w:sz w:val="20"/>
           <w:szCs w:val="20"/>
         </w:rPr>
@@ -4260,6 +4526,8 @@
       <w:proofErr w:type="spellEnd"/>
       <w:r>
         <w:rPr>
+          <w:i/>
+          <w:iCs/>
           <w:sz w:val="20"/>
           <w:szCs w:val="20"/>
         </w:rPr>
@@ -4268,6 +4536,8 @@
       <w:proofErr w:type="spellStart"/>
       <w:r>
         <w:rPr>
+          <w:i/>
+          <w:iCs/>
           <w:sz w:val="20"/>
           <w:szCs w:val="20"/>
         </w:rPr>
@@ -4276,16 +4546,30 @@
       <w:proofErr w:type="spellEnd"/>
       <w:r>
         <w:rPr>
-          <w:sz w:val="20"/>
-          <w:szCs w:val="20"/>
-        </w:rPr>
-        <w:t xml:space="preserve"> Technologies, v. 9. Springer, 2021, p. 166–175.</w:t>
+          <w:i/>
+          <w:iCs/>
+          <w:sz w:val="20"/>
+          <w:szCs w:val="20"/>
+        </w:rPr>
+        <w:t xml:space="preserve"> Technologies, </w:t>
+      </w:r>
+      <w:r>
+        <w:rPr>
+          <w:sz w:val="20"/>
+          <w:szCs w:val="20"/>
+        </w:rPr>
+        <w:t>v. 9. Springer, 2021, p. 166–175.</w:t>
       </w:r>
     </w:p>
     <w:p>
       <w:pPr>
+        <w:pStyle w:val="PargrafodaLista"/>
+        <w:numPr>
+          <w:ilvl w:val="0"/>
+          <w:numId w:val="11"/>
+        </w:numPr>
         <w:spacing w:after="120"/>
-        <w:ind w:left="480" w:hanging="480"/>
+        <w:jc w:val="both"/>
       </w:pPr>
       <w:r>
         <w:rPr>
@@ -4297,6 +4581,8 @@
       <w:proofErr w:type="spellStart"/>
       <w:r>
         <w:rPr>
+          <w:i/>
+          <w:iCs/>
           <w:sz w:val="20"/>
           <w:szCs w:val="20"/>
         </w:rPr>
@@ -4305,6 +4591,8 @@
       <w:proofErr w:type="spellEnd"/>
       <w:r>
         <w:rPr>
+          <w:i/>
+          <w:iCs/>
           <w:sz w:val="20"/>
           <w:szCs w:val="20"/>
         </w:rPr>
@@ -4313,6 +4601,8 @@
       <w:proofErr w:type="spellStart"/>
       <w:r>
         <w:rPr>
+          <w:i/>
+          <w:iCs/>
           <w:sz w:val="20"/>
           <w:szCs w:val="20"/>
         </w:rPr>
@@ -4321,6 +4611,8 @@
       <w:proofErr w:type="spellEnd"/>
       <w:r>
         <w:rPr>
+          <w:i/>
+          <w:iCs/>
           <w:sz w:val="20"/>
           <w:szCs w:val="20"/>
         </w:rPr>
@@ -4329,6 +4621,8 @@
       <w:proofErr w:type="spellStart"/>
       <w:r>
         <w:rPr>
+          <w:i/>
+          <w:iCs/>
           <w:sz w:val="20"/>
           <w:szCs w:val="20"/>
         </w:rPr>
@@ -4337,6 +4631,8 @@
       <w:proofErr w:type="spellEnd"/>
       <w:r>
         <w:rPr>
+          <w:i/>
+          <w:iCs/>
           <w:sz w:val="20"/>
           <w:szCs w:val="20"/>
         </w:rPr>
@@ -4345,6 +4641,8 @@
       <w:proofErr w:type="spellStart"/>
       <w:r>
         <w:rPr>
+          <w:i/>
+          <w:iCs/>
           <w:sz w:val="20"/>
           <w:szCs w:val="20"/>
         </w:rPr>
@@ -4353,6 +4651,8 @@
       <w:proofErr w:type="spellEnd"/>
       <w:r>
         <w:rPr>
+          <w:i/>
+          <w:iCs/>
           <w:sz w:val="20"/>
           <w:szCs w:val="20"/>
         </w:rPr>
@@ -4361,6 +4661,8 @@
       <w:proofErr w:type="spellStart"/>
       <w:r>
         <w:rPr>
+          <w:i/>
+          <w:iCs/>
           <w:sz w:val="20"/>
           <w:szCs w:val="20"/>
         </w:rPr>
@@ -4369,6 +4671,8 @@
       <w:proofErr w:type="spellEnd"/>
       <w:r>
         <w:rPr>
+          <w:i/>
+          <w:iCs/>
           <w:sz w:val="20"/>
           <w:szCs w:val="20"/>
         </w:rPr>
@@ -4377,6 +4681,8 @@
       <w:proofErr w:type="spellStart"/>
       <w:r>
         <w:rPr>
+          <w:i/>
+          <w:iCs/>
           <w:sz w:val="20"/>
           <w:szCs w:val="20"/>
         </w:rPr>
@@ -4385,6 +4691,8 @@
       <w:proofErr w:type="spellEnd"/>
       <w:r>
         <w:rPr>
+          <w:i/>
+          <w:iCs/>
           <w:sz w:val="20"/>
           <w:szCs w:val="20"/>
         </w:rPr>
@@ -4393,6 +4701,8 @@
       <w:proofErr w:type="spellStart"/>
       <w:r>
         <w:rPr>
+          <w:i/>
+          <w:iCs/>
           <w:sz w:val="20"/>
           <w:szCs w:val="20"/>
         </w:rPr>
@@ -4401,6 +4711,8 @@
       <w:proofErr w:type="spellEnd"/>
       <w:r>
         <w:rPr>
+          <w:i/>
+          <w:iCs/>
           <w:sz w:val="20"/>
           <w:szCs w:val="20"/>
         </w:rPr>
@@ -4409,6 +4721,8 @@
       <w:proofErr w:type="spellStart"/>
       <w:r>
         <w:rPr>
+          <w:i/>
+          <w:iCs/>
           <w:sz w:val="20"/>
           <w:szCs w:val="20"/>
         </w:rPr>
@@ -4417,6 +4731,8 @@
       <w:proofErr w:type="spellEnd"/>
       <w:r>
         <w:rPr>
+          <w:i/>
+          <w:iCs/>
           <w:sz w:val="20"/>
           <w:szCs w:val="20"/>
         </w:rPr>
@@ -4425,6 +4741,8 @@
       <w:proofErr w:type="spellStart"/>
       <w:r>
         <w:rPr>
+          <w:i/>
+          <w:iCs/>
           <w:sz w:val="20"/>
           <w:szCs w:val="20"/>
         </w:rPr>
@@ -4433,6 +4751,8 @@
       <w:proofErr w:type="spellEnd"/>
       <w:r>
         <w:rPr>
+          <w:i/>
+          <w:iCs/>
           <w:sz w:val="20"/>
           <w:szCs w:val="20"/>
         </w:rPr>
@@ -4441,6 +4761,8 @@
       <w:proofErr w:type="spellStart"/>
       <w:r>
         <w:rPr>
+          <w:i/>
+          <w:iCs/>
           <w:sz w:val="20"/>
           <w:szCs w:val="20"/>
         </w:rPr>
@@ -4449,6 +4771,8 @@
       <w:proofErr w:type="spellEnd"/>
       <w:r>
         <w:rPr>
+          <w:i/>
+          <w:iCs/>
           <w:sz w:val="20"/>
           <w:szCs w:val="20"/>
         </w:rPr>
@@ -4457,6 +4781,8 @@
       <w:proofErr w:type="spellStart"/>
       <w:r>
         <w:rPr>
+          <w:i/>
+          <w:iCs/>
           <w:sz w:val="20"/>
           <w:szCs w:val="20"/>
         </w:rPr>
@@ -4465,6 +4791,8 @@
       <w:proofErr w:type="spellEnd"/>
       <w:r>
         <w:rPr>
+          <w:i/>
+          <w:iCs/>
           <w:sz w:val="20"/>
           <w:szCs w:val="20"/>
         </w:rPr>
@@ -4473,6 +4801,8 @@
       <w:proofErr w:type="spellStart"/>
       <w:r>
         <w:rPr>
+          <w:i/>
+          <w:iCs/>
           <w:sz w:val="20"/>
           <w:szCs w:val="20"/>
         </w:rPr>
@@ -4481,16 +4811,30 @@
       <w:proofErr w:type="spellEnd"/>
       <w:r>
         <w:rPr>
-          <w:sz w:val="20"/>
-          <w:szCs w:val="20"/>
-        </w:rPr>
-        <w:t>, v. 3, 100066, 2022.</w:t>
+          <w:i/>
+          <w:iCs/>
+          <w:sz w:val="20"/>
+          <w:szCs w:val="20"/>
+        </w:rPr>
+        <w:t>,</w:t>
+      </w:r>
+      <w:r>
+        <w:rPr>
+          <w:sz w:val="20"/>
+          <w:szCs w:val="20"/>
+        </w:rPr>
+        <w:t xml:space="preserve"> v. 3, 100066, 2022.</w:t>
       </w:r>
     </w:p>
     <w:p>
       <w:pPr>
+        <w:pStyle w:val="PargrafodaLista"/>
+        <w:numPr>
+          <w:ilvl w:val="0"/>
+          <w:numId w:val="11"/>
+        </w:numPr>
         <w:spacing w:after="120"/>
-        <w:ind w:left="480" w:hanging="480"/>
+        <w:jc w:val="both"/>
       </w:pPr>
       <w:r>
         <w:rPr>
@@ -4502,6 +4846,8 @@
       <w:proofErr w:type="spellStart"/>
       <w:r>
         <w:rPr>
+          <w:i/>
+          <w:iCs/>
           <w:sz w:val="20"/>
           <w:szCs w:val="20"/>
         </w:rPr>
@@ -4510,6 +4856,8 @@
       <w:proofErr w:type="spellEnd"/>
       <w:r>
         <w:rPr>
+          <w:i/>
+          <w:iCs/>
           <w:sz w:val="20"/>
           <w:szCs w:val="20"/>
         </w:rPr>
@@ -4518,6 +4866,8 @@
       <w:proofErr w:type="spellStart"/>
       <w:r>
         <w:rPr>
+          <w:i/>
+          <w:iCs/>
           <w:sz w:val="20"/>
           <w:szCs w:val="20"/>
         </w:rPr>
@@ -4526,6 +4876,8 @@
       <w:proofErr w:type="spellEnd"/>
       <w:r>
         <w:rPr>
+          <w:i/>
+          <w:iCs/>
           <w:sz w:val="20"/>
           <w:szCs w:val="20"/>
         </w:rPr>
@@ -4534,6 +4886,8 @@
       <w:proofErr w:type="spellStart"/>
       <w:r>
         <w:rPr>
+          <w:i/>
+          <w:iCs/>
           <w:sz w:val="20"/>
           <w:szCs w:val="20"/>
         </w:rPr>
@@ -4542,6 +4896,8 @@
       <w:proofErr w:type="spellEnd"/>
       <w:r>
         <w:rPr>
+          <w:i/>
+          <w:iCs/>
           <w:sz w:val="20"/>
           <w:szCs w:val="20"/>
         </w:rPr>
@@ -4550,6 +4906,8 @@
       <w:proofErr w:type="spellStart"/>
       <w:r>
         <w:rPr>
+          <w:i/>
+          <w:iCs/>
           <w:sz w:val="20"/>
           <w:szCs w:val="20"/>
         </w:rPr>
@@ -4558,6 +4916,8 @@
       <w:proofErr w:type="spellEnd"/>
       <w:r>
         <w:rPr>
+          <w:i/>
+          <w:iCs/>
           <w:sz w:val="20"/>
           <w:szCs w:val="20"/>
         </w:rPr>
@@ -4566,6 +4926,8 @@
       <w:proofErr w:type="spellStart"/>
       <w:r>
         <w:rPr>
+          <w:i/>
+          <w:iCs/>
           <w:sz w:val="20"/>
           <w:szCs w:val="20"/>
         </w:rPr>
@@ -4574,6 +4936,8 @@
       <w:proofErr w:type="spellEnd"/>
       <w:r>
         <w:rPr>
+          <w:i/>
+          <w:iCs/>
           <w:sz w:val="20"/>
           <w:szCs w:val="20"/>
         </w:rPr>
@@ -4582,6 +4946,8 @@
       <w:proofErr w:type="spellStart"/>
       <w:r>
         <w:rPr>
+          <w:i/>
+          <w:iCs/>
           <w:sz w:val="20"/>
           <w:szCs w:val="20"/>
         </w:rPr>
@@ -4590,6 +4956,8 @@
       <w:proofErr w:type="spellEnd"/>
       <w:r>
         <w:rPr>
+          <w:i/>
+          <w:iCs/>
           <w:sz w:val="20"/>
           <w:szCs w:val="20"/>
         </w:rPr>
@@ -4598,6 +4966,8 @@
       <w:proofErr w:type="spellStart"/>
       <w:r>
         <w:rPr>
+          <w:i/>
+          <w:iCs/>
           <w:sz w:val="20"/>
           <w:szCs w:val="20"/>
         </w:rPr>
@@ -4606,6 +4976,8 @@
       <w:proofErr w:type="spellEnd"/>
       <w:r>
         <w:rPr>
+          <w:i/>
+          <w:iCs/>
           <w:sz w:val="20"/>
           <w:szCs w:val="20"/>
         </w:rPr>
@@ -4614,6 +4986,8 @@
       <w:proofErr w:type="spellStart"/>
       <w:r>
         <w:rPr>
+          <w:i/>
+          <w:iCs/>
           <w:sz w:val="20"/>
           <w:szCs w:val="20"/>
         </w:rPr>
@@ -4630,8 +5004,17 @@
     </w:p>
     <w:p>
       <w:pPr>
+        <w:pStyle w:val="PargrafodaLista"/>
+        <w:numPr>
+          <w:ilvl w:val="0"/>
+          <w:numId w:val="11"/>
+        </w:numPr>
         <w:spacing w:after="120"/>
-        <w:ind w:left="480" w:hanging="480"/>
+        <w:jc w:val="both"/>
+        <w:rPr>
+          <w:i/>
+          <w:iCs/>
+        </w:rPr>
       </w:pPr>
       <w:r>
         <w:rPr>
@@ -4643,6 +5026,8 @@
       <w:proofErr w:type="spellStart"/>
       <w:r>
         <w:rPr>
+          <w:i/>
+          <w:iCs/>
           <w:sz w:val="20"/>
           <w:szCs w:val="20"/>
         </w:rPr>
@@ -4651,6 +5036,8 @@
       <w:proofErr w:type="spellEnd"/>
       <w:r>
         <w:rPr>
+          <w:i/>
+          <w:iCs/>
           <w:sz w:val="20"/>
           <w:szCs w:val="20"/>
         </w:rPr>
@@ -4659,6 +5046,8 @@
       <w:proofErr w:type="spellStart"/>
       <w:r>
         <w:rPr>
+          <w:i/>
+          <w:iCs/>
           <w:sz w:val="20"/>
           <w:szCs w:val="20"/>
         </w:rPr>
@@ -4667,6 +5056,8 @@
       <w:proofErr w:type="spellEnd"/>
       <w:r>
         <w:rPr>
+          <w:i/>
+          <w:iCs/>
           <w:sz w:val="20"/>
           <w:szCs w:val="20"/>
         </w:rPr>
@@ -4675,6 +5066,8 @@
       <w:proofErr w:type="spellStart"/>
       <w:r>
         <w:rPr>
+          <w:i/>
+          <w:iCs/>
           <w:sz w:val="20"/>
           <w:szCs w:val="20"/>
         </w:rPr>
@@ -4683,6 +5076,8 @@
       <w:proofErr w:type="spellEnd"/>
       <w:r>
         <w:rPr>
+          <w:i/>
+          <w:iCs/>
           <w:sz w:val="20"/>
           <w:szCs w:val="20"/>
         </w:rPr>
@@ -4691,6 +5086,8 @@
       <w:proofErr w:type="spellStart"/>
       <w:r>
         <w:rPr>
+          <w:i/>
+          <w:iCs/>
           <w:sz w:val="20"/>
           <w:szCs w:val="20"/>
         </w:rPr>
@@ -4699,6 +5096,8 @@
       <w:proofErr w:type="spellEnd"/>
       <w:r>
         <w:rPr>
+          <w:i/>
+          <w:iCs/>
           <w:sz w:val="20"/>
           <w:szCs w:val="20"/>
         </w:rPr>
@@ -4707,6 +5106,8 @@
       <w:proofErr w:type="spellStart"/>
       <w:r>
         <w:rPr>
+          <w:i/>
+          <w:iCs/>
           <w:sz w:val="20"/>
           <w:szCs w:val="20"/>
         </w:rPr>
@@ -4715,6 +5116,8 @@
       <w:proofErr w:type="spellEnd"/>
       <w:r>
         <w:rPr>
+          <w:i/>
+          <w:iCs/>
           <w:sz w:val="20"/>
           <w:szCs w:val="20"/>
         </w:rPr>
@@ -4723,6 +5126,8 @@
       <w:proofErr w:type="spellStart"/>
       <w:r>
         <w:rPr>
+          <w:i/>
+          <w:iCs/>
           <w:sz w:val="20"/>
           <w:szCs w:val="20"/>
         </w:rPr>
@@ -4731,6 +5136,8 @@
       <w:proofErr w:type="spellEnd"/>
       <w:r>
         <w:rPr>
+          <w:i/>
+          <w:iCs/>
           <w:sz w:val="20"/>
           <w:szCs w:val="20"/>
         </w:rPr>
@@ -4739,8 +5146,17 @@
     </w:p>
     <w:p>
       <w:pPr>
+        <w:pStyle w:val="PargrafodaLista"/>
+        <w:numPr>
+          <w:ilvl w:val="0"/>
+          <w:numId w:val="11"/>
+        </w:numPr>
         <w:spacing w:after="120"/>
-        <w:ind w:left="480" w:hanging="480"/>
+        <w:jc w:val="both"/>
+        <w:rPr>
+          <w:i/>
+          <w:iCs/>
+        </w:rPr>
       </w:pPr>
       <w:r>
         <w:rPr>
@@ -4752,6 +5168,8 @@
       <w:proofErr w:type="spellStart"/>
       <w:r>
         <w:rPr>
+          <w:i/>
+          <w:iCs/>
           <w:sz w:val="20"/>
           <w:szCs w:val="20"/>
         </w:rPr>
@@ -4760,6 +5178,8 @@
       <w:proofErr w:type="spellEnd"/>
       <w:r>
         <w:rPr>
+          <w:i/>
+          <w:iCs/>
           <w:sz w:val="20"/>
           <w:szCs w:val="20"/>
         </w:rPr>
@@ -4768,6 +5188,8 @@
       <w:proofErr w:type="spellStart"/>
       <w:r>
         <w:rPr>
+          <w:i/>
+          <w:iCs/>
           <w:sz w:val="20"/>
           <w:szCs w:val="20"/>
         </w:rPr>
@@ -4776,6 +5198,8 @@
       <w:proofErr w:type="spellEnd"/>
       <w:r>
         <w:rPr>
+          <w:i/>
+          <w:iCs/>
           <w:sz w:val="20"/>
           <w:szCs w:val="20"/>
         </w:rPr>
@@ -4784,6 +5208,8 @@
       <w:proofErr w:type="spellStart"/>
       <w:r>
         <w:rPr>
+          <w:i/>
+          <w:iCs/>
           <w:sz w:val="20"/>
           <w:szCs w:val="20"/>
         </w:rPr>
@@ -4792,6 +5218,8 @@
       <w:proofErr w:type="spellEnd"/>
       <w:r>
         <w:rPr>
+          <w:i/>
+          <w:iCs/>
           <w:sz w:val="20"/>
           <w:szCs w:val="20"/>
         </w:rPr>
@@ -4800,6 +5228,8 @@
       <w:proofErr w:type="spellStart"/>
       <w:r>
         <w:rPr>
+          <w:i/>
+          <w:iCs/>
           <w:sz w:val="20"/>
           <w:szCs w:val="20"/>
         </w:rPr>
@@ -4808,6 +5238,8 @@
       <w:proofErr w:type="spellEnd"/>
       <w:r>
         <w:rPr>
+          <w:i/>
+          <w:iCs/>
           <w:sz w:val="20"/>
           <w:szCs w:val="20"/>
         </w:rPr>
@@ -4816,6 +5248,8 @@
       <w:proofErr w:type="spellStart"/>
       <w:r>
         <w:rPr>
+          <w:i/>
+          <w:iCs/>
           <w:sz w:val="20"/>
           <w:szCs w:val="20"/>
         </w:rPr>
@@ -4824,6 +5258,8 @@
       <w:proofErr w:type="spellEnd"/>
       <w:r>
         <w:rPr>
+          <w:i/>
+          <w:iCs/>
           <w:sz w:val="20"/>
           <w:szCs w:val="20"/>
         </w:rPr>
@@ -4832,6 +5268,8 @@
       <w:proofErr w:type="spellStart"/>
       <w:r>
         <w:rPr>
+          <w:i/>
+          <w:iCs/>
           <w:sz w:val="20"/>
           <w:szCs w:val="20"/>
         </w:rPr>
@@ -4840,6 +5278,8 @@
       <w:proofErr w:type="spellEnd"/>
       <w:r>
         <w:rPr>
+          <w:i/>
+          <w:iCs/>
           <w:sz w:val="20"/>
           <w:szCs w:val="20"/>
         </w:rPr>
@@ -4848,6 +5288,8 @@
       <w:proofErr w:type="spellStart"/>
       <w:r>
         <w:rPr>
+          <w:i/>
+          <w:iCs/>
           <w:sz w:val="20"/>
           <w:szCs w:val="20"/>
         </w:rPr>
@@ -4856,6 +5298,8 @@
       <w:proofErr w:type="spellEnd"/>
       <w:r>
         <w:rPr>
+          <w:i/>
+          <w:iCs/>
           <w:sz w:val="20"/>
           <w:szCs w:val="20"/>
         </w:rPr>
@@ -4864,8 +5308,13 @@
     </w:p>
     <w:p>
       <w:pPr>
+        <w:pStyle w:val="PargrafodaLista"/>
+        <w:numPr>
+          <w:ilvl w:val="0"/>
+          <w:numId w:val="11"/>
+        </w:numPr>
         <w:spacing w:after="120"/>
-        <w:ind w:left="480" w:hanging="480"/>
+        <w:jc w:val="both"/>
       </w:pPr>
       <w:r>
         <w:rPr>
@@ -4877,6 +5326,8 @@
       <w:proofErr w:type="spellStart"/>
       <w:r>
         <w:rPr>
+          <w:i/>
+          <w:iCs/>
           <w:sz w:val="20"/>
           <w:szCs w:val="20"/>
         </w:rPr>
@@ -4885,6 +5336,8 @@
       <w:proofErr w:type="spellEnd"/>
       <w:r>
         <w:rPr>
+          <w:i/>
+          <w:iCs/>
           <w:sz w:val="20"/>
           <w:szCs w:val="20"/>
         </w:rPr>
@@ -4893,6 +5346,8 @@
       <w:proofErr w:type="spellStart"/>
       <w:r>
         <w:rPr>
+          <w:i/>
+          <w:iCs/>
           <w:sz w:val="20"/>
           <w:szCs w:val="20"/>
         </w:rPr>
@@ -4901,6 +5356,8 @@
       <w:proofErr w:type="spellEnd"/>
       <w:r>
         <w:rPr>
+          <w:i/>
+          <w:iCs/>
           <w:sz w:val="20"/>
           <w:szCs w:val="20"/>
         </w:rPr>
@@ -4909,6 +5366,8 @@
       <w:proofErr w:type="spellStart"/>
       <w:r>
         <w:rPr>
+          <w:i/>
+          <w:iCs/>
           <w:sz w:val="20"/>
           <w:szCs w:val="20"/>
         </w:rPr>
@@ -4917,6 +5376,8 @@
       <w:proofErr w:type="spellEnd"/>
       <w:r>
         <w:rPr>
+          <w:i/>
+          <w:iCs/>
           <w:sz w:val="20"/>
           <w:szCs w:val="20"/>
         </w:rPr>
@@ -4925,6 +5386,8 @@
       <w:proofErr w:type="spellStart"/>
       <w:r>
         <w:rPr>
+          <w:i/>
+          <w:iCs/>
           <w:sz w:val="20"/>
           <w:szCs w:val="20"/>
         </w:rPr>
@@ -4933,6 +5396,8 @@
       <w:proofErr w:type="spellEnd"/>
       <w:r>
         <w:rPr>
+          <w:i/>
+          <w:iCs/>
           <w:sz w:val="20"/>
           <w:szCs w:val="20"/>
         </w:rPr>
@@ -4941,6 +5406,8 @@
       <w:proofErr w:type="spellStart"/>
       <w:r>
         <w:rPr>
+          <w:i/>
+          <w:iCs/>
           <w:sz w:val="20"/>
           <w:szCs w:val="20"/>
         </w:rPr>
@@ -4949,6 +5416,8 @@
       <w:proofErr w:type="spellEnd"/>
       <w:r>
         <w:rPr>
+          <w:i/>
+          <w:iCs/>
           <w:sz w:val="20"/>
           <w:szCs w:val="20"/>
         </w:rPr>
@@ -4957,6 +5426,8 @@
       <w:proofErr w:type="spellStart"/>
       <w:r>
         <w:rPr>
+          <w:i/>
+          <w:iCs/>
           <w:sz w:val="20"/>
           <w:szCs w:val="20"/>
         </w:rPr>
@@ -4965,6 +5436,8 @@
       <w:proofErr w:type="spellEnd"/>
       <w:r>
         <w:rPr>
+          <w:i/>
+          <w:iCs/>
           <w:sz w:val="20"/>
           <w:szCs w:val="20"/>
         </w:rPr>
@@ -4973,6 +5446,8 @@
       <w:proofErr w:type="spellStart"/>
       <w:r>
         <w:rPr>
+          <w:i/>
+          <w:iCs/>
           <w:sz w:val="20"/>
           <w:szCs w:val="20"/>
         </w:rPr>
@@ -4981,6 +5456,8 @@
       <w:proofErr w:type="spellEnd"/>
       <w:r>
         <w:rPr>
+          <w:i/>
+          <w:iCs/>
           <w:sz w:val="20"/>
           <w:szCs w:val="20"/>
         </w:rPr>
@@ -4989,6 +5466,8 @@
       <w:proofErr w:type="spellStart"/>
       <w:r>
         <w:rPr>
+          <w:i/>
+          <w:iCs/>
           <w:sz w:val="20"/>
           <w:szCs w:val="20"/>
         </w:rPr>
@@ -4997,6 +5476,8 @@
       <w:proofErr w:type="spellEnd"/>
       <w:r>
         <w:rPr>
+          <w:i/>
+          <w:iCs/>
           <w:sz w:val="20"/>
           <w:szCs w:val="20"/>
         </w:rPr>
@@ -5005,6 +5486,8 @@
       <w:proofErr w:type="spellStart"/>
       <w:r>
         <w:rPr>
+          <w:i/>
+          <w:iCs/>
           <w:sz w:val="20"/>
           <w:szCs w:val="20"/>
         </w:rPr>
@@ -5013,6 +5496,8 @@
       <w:proofErr w:type="spellEnd"/>
       <w:r>
         <w:rPr>
+          <w:i/>
+          <w:iCs/>
           <w:sz w:val="20"/>
           <w:szCs w:val="20"/>
         </w:rPr>
@@ -5021,6 +5506,8 @@
       <w:proofErr w:type="spellStart"/>
       <w:r>
         <w:rPr>
+          <w:i/>
+          <w:iCs/>
           <w:sz w:val="20"/>
           <w:szCs w:val="20"/>
         </w:rPr>
@@ -5029,6 +5516,8 @@
       <w:proofErr w:type="spellEnd"/>
       <w:r>
         <w:rPr>
+          <w:i/>
+          <w:iCs/>
           <w:sz w:val="20"/>
           <w:szCs w:val="20"/>
         </w:rPr>
@@ -5037,6 +5526,8 @@
       <w:proofErr w:type="spellStart"/>
       <w:r>
         <w:rPr>
+          <w:i/>
+          <w:iCs/>
           <w:sz w:val="20"/>
           <w:szCs w:val="20"/>
         </w:rPr>
@@ -5121,7 +5612,47 @@
       <w:proofErr w:type="spellEnd"/>
       <w:proofErr w:type="gramEnd"/>
       <w:r>
-        <w:t xml:space="preserve"> (executado, com saídas e figuras). Os dados são lidos diretamente de um link público. Sementes fixadas (</w:t>
+        <w:t xml:space="preserve"> (executado, com saídas e figuras). Os dados são lidos diretamente de um link público</w:t>
+      </w:r>
+      <w:r>
+        <w:t xml:space="preserve"> (</w:t>
+      </w:r>
+      <w:hyperlink r:id="rId8" w:history="1">
+        <w:r>
+          <w:rPr>
+            <w:rStyle w:val="Hyperlink"/>
+          </w:rPr>
+          <w:t>https://raw.githubusercontent.com/hamzaezzine/Predict-students-dropout-and-academic-success-using-machine-learning-algorithms/main/dataset.csv</w:t>
+        </w:r>
+      </w:hyperlink>
+      <w:r>
+        <w:t xml:space="preserve"> fonte oficial : </w:t>
+      </w:r>
+      <w:hyperlink r:id="rId9" w:history="1">
+        <w:r>
+          <w:rPr>
+            <w:rStyle w:val="Hyperlink"/>
+          </w:rPr>
+          <w:t>https://archive.ics.uci.edu/dataset/697/predict+students+dropo</w:t>
+        </w:r>
+        <w:r>
+          <w:rPr>
+            <w:rStyle w:val="Hyperlink"/>
+          </w:rPr>
+          <w:t>u</w:t>
+        </w:r>
+        <w:r>
+          <w:rPr>
+            <w:rStyle w:val="Hyperlink"/>
+          </w:rPr>
+          <w:t>t+and+academic+success</w:t>
+        </w:r>
+      </w:hyperlink>
+      <w:r>
+        <w:t xml:space="preserve"> </w:t>
+      </w:r>
+      <w:r>
+        <w:t xml:space="preserve"> Sementes fixadas (</w:t>
       </w:r>
       <w:proofErr w:type="spellStart"/>
       <w:r>
@@ -5169,6 +5700,7 @@
           <w:ilvl w:val="0"/>
           <w:numId w:val="2"/>
         </w:numPr>
+        <w:spacing w:before="240"/>
         <w:jc w:val="both"/>
       </w:pPr>
       <w:r>
@@ -5230,7 +5762,7 @@
           <w:ilvl w:val="0"/>
           <w:numId w:val="2"/>
         </w:numPr>
-        <w:spacing w:after="80"/>
+        <w:spacing w:before="240" w:after="80"/>
         <w:jc w:val="both"/>
       </w:pPr>
       <w:r>
@@ -5244,6 +5776,7 @@
           <w:ilvl w:val="0"/>
           <w:numId w:val="2"/>
         </w:numPr>
+        <w:spacing w:before="240"/>
         <w:jc w:val="both"/>
       </w:pPr>
       <w:r>
@@ -5356,6 +5889,7 @@
           <w:ilvl w:val="0"/>
           <w:numId w:val="2"/>
         </w:numPr>
+        <w:spacing w:before="240"/>
         <w:jc w:val="both"/>
       </w:pPr>
       <w:r>
@@ -5475,7 +6009,7 @@
                     </pic:cNvPicPr>
                   </pic:nvPicPr>
                   <pic:blipFill>
-                    <a:blip r:embed="rId8"/>
+                    <a:blip r:embed="rId10"/>
                     <a:srcRect/>
                     <a:stretch>
                       <a:fillRect/>
@@ -5540,7 +6074,10 @@
       <w:proofErr w:type="spellEnd"/>
       <w:proofErr w:type="gramEnd"/>
       <w:r>
-        <w:t xml:space="preserve"> — </w:t>
+        <w:t xml:space="preserve"> </w:t>
+      </w:r>
+      <w:r>
+        <w:t xml:space="preserve">- </w:t>
       </w:r>
       <w:r>
         <w:rPr>
@@ -5561,7 +6098,13 @@
         </w:numPr>
       </w:pPr>
       <w:r>
-        <w:t xml:space="preserve">dados_evasao.csv — cópia local do </w:t>
+        <w:t xml:space="preserve">dados_evasao.csv </w:t>
+      </w:r>
+      <w:r>
+        <w:t xml:space="preserve">- </w:t>
+      </w:r>
+      <w:r>
+        <w:t xml:space="preserve">cópia local do </w:t>
       </w:r>
       <w:proofErr w:type="spellStart"/>
       <w:r>
@@ -5589,7 +6132,13 @@
       </w:r>
       <w:proofErr w:type="spellEnd"/>
       <w:r>
-        <w:t>/ — figuras geradas;</w:t>
+        <w:t xml:space="preserve">/ </w:t>
+      </w:r>
+      <w:r>
+        <w:t xml:space="preserve">- </w:t>
+      </w:r>
+      <w:r>
+        <w:t>figuras geradas;</w:t>
       </w:r>
     </w:p>
     <w:p>
@@ -5601,7 +6150,51 @@
         </w:numPr>
       </w:pPr>
       <w:r>
-        <w:t>README.md, requirements.txt — instruções e dependências.</w:t>
+        <w:t xml:space="preserve">README.md, requirements.txt </w:t>
+      </w:r>
+      <w:r>
+        <w:t xml:space="preserve">- </w:t>
+      </w:r>
+      <w:r>
+        <w:t>instruções e dependências.</w:t>
+      </w:r>
+    </w:p>
+    <w:p/>
+    <w:p>
+      <w:pPr>
+        <w:jc w:val="both"/>
+      </w:pPr>
+      <w:r>
+        <w:t xml:space="preserve">* O presente trabalho utilizou ferramentas de IA Gemini Pró e Claude </w:t>
+      </w:r>
+      <w:proofErr w:type="spellStart"/>
+      <w:r>
+        <w:t>Antropic</w:t>
+      </w:r>
+      <w:proofErr w:type="spellEnd"/>
+      <w:r>
+        <w:t xml:space="preserve"> Pró para apoio nos códigos </w:t>
+      </w:r>
+      <w:r>
+        <w:t>P</w:t>
+      </w:r>
+      <w:r>
+        <w:t xml:space="preserve">ython, </w:t>
+      </w:r>
+      <w:r>
+        <w:t>W</w:t>
+      </w:r>
+      <w:r>
+        <w:t>rap, revisão textual do relatório</w:t>
+      </w:r>
+      <w:r>
+        <w:t xml:space="preserve">, </w:t>
+      </w:r>
+      <w:r>
+        <w:t>formatação do arquivo de apresentação de slides</w:t>
+      </w:r>
+      <w:r>
+        <w:t xml:space="preserve"> e tradução (inglês-português) das referências bibliográficas.</w:t>
       </w:r>
     </w:p>
     <w:p/>
@@ -5907,6 +6500,95 @@
     </w:lvl>
   </w:abstractNum>
   <w:abstractNum w:abstractNumId="3" w15:restartNumberingAfterBreak="0">
+    <w:nsid w:val="38C523B5"/>
+    <w:multiLevelType w:val="hybridMultilevel"/>
+    <w:tmpl w:val="817CF872"/>
+    <w:lvl w:ilvl="0" w:tplc="04160001">
+      <w:start w:val="1"/>
+      <w:numFmt w:val="bullet"/>
+      <w:lvlText w:val=""/>
+      <w:lvlJc w:val="left"/>
+      <w:pPr>
+        <w:ind w:left="720" w:hanging="360"/>
+      </w:pPr>
+      <w:rPr>
+        <w:rFonts w:ascii="Symbol" w:hAnsi="Symbol" w:hint="default"/>
+      </w:rPr>
+    </w:lvl>
+    <w:lvl w:ilvl="1" w:tplc="FFFFFFFF" w:tentative="1">
+      <w:start w:val="1"/>
+      <w:numFmt w:val="lowerLetter"/>
+      <w:lvlText w:val="%2."/>
+      <w:lvlJc w:val="left"/>
+      <w:pPr>
+        <w:ind w:left="1440" w:hanging="360"/>
+      </w:pPr>
+    </w:lvl>
+    <w:lvl w:ilvl="2" w:tplc="FFFFFFFF" w:tentative="1">
+      <w:start w:val="1"/>
+      <w:numFmt w:val="lowerRoman"/>
+      <w:lvlText w:val="%3."/>
+      <w:lvlJc w:val="right"/>
+      <w:pPr>
+        <w:ind w:left="2160" w:hanging="180"/>
+      </w:pPr>
+    </w:lvl>
+    <w:lvl w:ilvl="3" w:tplc="FFFFFFFF" w:tentative="1">
+      <w:start w:val="1"/>
+      <w:numFmt w:val="decimal"/>
+      <w:lvlText w:val="%4."/>
+      <w:lvlJc w:val="left"/>
+      <w:pPr>
+        <w:ind w:left="2880" w:hanging="360"/>
+      </w:pPr>
+    </w:lvl>
+    <w:lvl w:ilvl="4" w:tplc="FFFFFFFF" w:tentative="1">
+      <w:start w:val="1"/>
+      <w:numFmt w:val="lowerLetter"/>
+      <w:lvlText w:val="%5."/>
+      <w:lvlJc w:val="left"/>
+      <w:pPr>
+        <w:ind w:left="3600" w:hanging="360"/>
+      </w:pPr>
+    </w:lvl>
+    <w:lvl w:ilvl="5" w:tplc="FFFFFFFF" w:tentative="1">
+      <w:start w:val="1"/>
+      <w:numFmt w:val="lowerRoman"/>
+      <w:lvlText w:val="%6."/>
+      <w:lvlJc w:val="right"/>
+      <w:pPr>
+        <w:ind w:left="4320" w:hanging="180"/>
+      </w:pPr>
+    </w:lvl>
+    <w:lvl w:ilvl="6" w:tplc="FFFFFFFF" w:tentative="1">
+      <w:start w:val="1"/>
+      <w:numFmt w:val="decimal"/>
+      <w:lvlText w:val="%7."/>
+      <w:lvlJc w:val="left"/>
+      <w:pPr>
+        <w:ind w:left="5040" w:hanging="360"/>
+      </w:pPr>
+    </w:lvl>
+    <w:lvl w:ilvl="7" w:tplc="FFFFFFFF" w:tentative="1">
+      <w:start w:val="1"/>
+      <w:numFmt w:val="lowerLetter"/>
+      <w:lvlText w:val="%8."/>
+      <w:lvlJc w:val="left"/>
+      <w:pPr>
+        <w:ind w:left="5760" w:hanging="360"/>
+      </w:pPr>
+    </w:lvl>
+    <w:lvl w:ilvl="8" w:tplc="FFFFFFFF" w:tentative="1">
+      <w:start w:val="1"/>
+      <w:numFmt w:val="lowerRoman"/>
+      <w:lvlText w:val="%9."/>
+      <w:lvlJc w:val="right"/>
+      <w:pPr>
+        <w:ind w:left="6480" w:hanging="180"/>
+      </w:pPr>
+    </w:lvl>
+  </w:abstractNum>
+  <w:abstractNum w:abstractNumId="4" w15:restartNumberingAfterBreak="0">
     <w:nsid w:val="4C871F80"/>
     <w:multiLevelType w:val="multilevel"/>
     <w:tmpl w:val="41361062"/>
@@ -6055,7 +6737,7 @@
       </w:rPr>
     </w:lvl>
   </w:abstractNum>
-  <w:abstractNum w:abstractNumId="4" w15:restartNumberingAfterBreak="0">
+  <w:abstractNum w:abstractNumId="5" w15:restartNumberingAfterBreak="0">
     <w:nsid w:val="545748E1"/>
     <w:multiLevelType w:val="multilevel"/>
     <w:tmpl w:val="2268555E"/>
@@ -6204,7 +6886,93 @@
       </w:rPr>
     </w:lvl>
   </w:abstractNum>
-  <w:abstractNum w:abstractNumId="5" w15:restartNumberingAfterBreak="0">
+  <w:abstractNum w:abstractNumId="6" w15:restartNumberingAfterBreak="0">
+    <w:nsid w:val="636B57DB"/>
+    <w:multiLevelType w:val="hybridMultilevel"/>
+    <w:tmpl w:val="8CA664BA"/>
+    <w:lvl w:ilvl="0" w:tplc="0416000F">
+      <w:start w:val="1"/>
+      <w:numFmt w:val="decimal"/>
+      <w:lvlText w:val="%1."/>
+      <w:lvlJc w:val="left"/>
+      <w:pPr>
+        <w:ind w:left="720" w:hanging="360"/>
+      </w:pPr>
+    </w:lvl>
+    <w:lvl w:ilvl="1" w:tplc="04160019" w:tentative="1">
+      <w:start w:val="1"/>
+      <w:numFmt w:val="lowerLetter"/>
+      <w:lvlText w:val="%2."/>
+      <w:lvlJc w:val="left"/>
+      <w:pPr>
+        <w:ind w:left="1440" w:hanging="360"/>
+      </w:pPr>
+    </w:lvl>
+    <w:lvl w:ilvl="2" w:tplc="0416001B" w:tentative="1">
+      <w:start w:val="1"/>
+      <w:numFmt w:val="lowerRoman"/>
+      <w:lvlText w:val="%3."/>
+      <w:lvlJc w:val="right"/>
+      <w:pPr>
+        <w:ind w:left="2160" w:hanging="180"/>
+      </w:pPr>
+    </w:lvl>
+    <w:lvl w:ilvl="3" w:tplc="0416000F" w:tentative="1">
+      <w:start w:val="1"/>
+      <w:numFmt w:val="decimal"/>
+      <w:lvlText w:val="%4."/>
+      <w:lvlJc w:val="left"/>
+      <w:pPr>
+        <w:ind w:left="2880" w:hanging="360"/>
+      </w:pPr>
+    </w:lvl>
+    <w:lvl w:ilvl="4" w:tplc="04160019" w:tentative="1">
+      <w:start w:val="1"/>
+      <w:numFmt w:val="lowerLetter"/>
+      <w:lvlText w:val="%5."/>
+      <w:lvlJc w:val="left"/>
+      <w:pPr>
+        <w:ind w:left="3600" w:hanging="360"/>
+      </w:pPr>
+    </w:lvl>
+    <w:lvl w:ilvl="5" w:tplc="0416001B" w:tentative="1">
+      <w:start w:val="1"/>
+      <w:numFmt w:val="lowerRoman"/>
+      <w:lvlText w:val="%6."/>
+      <w:lvlJc w:val="right"/>
+      <w:pPr>
+        <w:ind w:left="4320" w:hanging="180"/>
+      </w:pPr>
+    </w:lvl>
+    <w:lvl w:ilvl="6" w:tplc="0416000F" w:tentative="1">
+      <w:start w:val="1"/>
+      <w:numFmt w:val="decimal"/>
+      <w:lvlText w:val="%7."/>
+      <w:lvlJc w:val="left"/>
+      <w:pPr>
+        <w:ind w:left="5040" w:hanging="360"/>
+      </w:pPr>
+    </w:lvl>
+    <w:lvl w:ilvl="7" w:tplc="04160019" w:tentative="1">
+      <w:start w:val="1"/>
+      <w:numFmt w:val="lowerLetter"/>
+      <w:lvlText w:val="%8."/>
+      <w:lvlJc w:val="left"/>
+      <w:pPr>
+        <w:ind w:left="5760" w:hanging="360"/>
+      </w:pPr>
+    </w:lvl>
+    <w:lvl w:ilvl="8" w:tplc="0416001B" w:tentative="1">
+      <w:start w:val="1"/>
+      <w:numFmt w:val="lowerRoman"/>
+      <w:lvlText w:val="%9."/>
+      <w:lvlJc w:val="right"/>
+      <w:pPr>
+        <w:ind w:left="6480" w:hanging="180"/>
+      </w:pPr>
+    </w:lvl>
+  </w:abstractNum>
+  <w:abstractNum w:abstractNumId="7" w15:restartNumberingAfterBreak="0">
     <w:nsid w:val="6B6D0E58"/>
     <w:multiLevelType w:val="multilevel"/>
     <w:tmpl w:val="04A0AEFE"/>
@@ -6353,7 +7121,7 @@
       </w:rPr>
     </w:lvl>
   </w:abstractNum>
-  <w:abstractNum w:abstractNumId="6" w15:restartNumberingAfterBreak="0">
+  <w:abstractNum w:abstractNumId="8" w15:restartNumberingAfterBreak="0">
     <w:nsid w:val="737C3894"/>
     <w:multiLevelType w:val="multilevel"/>
     <w:tmpl w:val="A1D4E872"/>
@@ -6502,7 +7270,7 @@
       </w:rPr>
     </w:lvl>
   </w:abstractNum>
-  <w:abstractNum w:abstractNumId="7" w15:restartNumberingAfterBreak="0">
+  <w:abstractNum w:abstractNumId="9" w15:restartNumberingAfterBreak="0">
     <w:nsid w:val="782E5A77"/>
     <w:multiLevelType w:val="multilevel"/>
     <w:tmpl w:val="94088B52"/>
@@ -6651,7 +7419,7 @@
       </w:rPr>
     </w:lvl>
   </w:abstractNum>
-  <w:abstractNum w:abstractNumId="8" w15:restartNumberingAfterBreak="0">
+  <w:abstractNum w:abstractNumId="10" w15:restartNumberingAfterBreak="0">
     <w:nsid w:val="7DE80773"/>
     <w:multiLevelType w:val="multilevel"/>
     <w:tmpl w:val="D61C9E60"/>
@@ -6816,22 +7584,28 @@
     <w:abstractNumId w:val="0"/>
   </w:num>
   <w:num w:numId="4" w16cid:durableId="316303058">
+    <w:abstractNumId w:val="8"/>
+  </w:num>
+  <w:num w:numId="5" w16cid:durableId="1027564605">
+    <w:abstractNumId w:val="10"/>
+  </w:num>
+  <w:num w:numId="6" w16cid:durableId="1984500110">
+    <w:abstractNumId w:val="7"/>
+  </w:num>
+  <w:num w:numId="7" w16cid:durableId="2090884452">
+    <w:abstractNumId w:val="4"/>
+  </w:num>
+  <w:num w:numId="8" w16cid:durableId="419837865">
+    <w:abstractNumId w:val="9"/>
+  </w:num>
+  <w:num w:numId="9" w16cid:durableId="1125084052">
+    <w:abstractNumId w:val="5"/>
+  </w:num>
+  <w:num w:numId="10" w16cid:durableId="175537676">
     <w:abstractNumId w:val="6"/>
   </w:num>
-  <w:num w:numId="5" w16cid:durableId="1027564605">
-    <w:abstractNumId w:val="8"/>
-  </w:num>
-  <w:num w:numId="6" w16cid:durableId="1984500110">
-    <w:abstractNumId w:val="5"/>
-  </w:num>
-  <w:num w:numId="7" w16cid:durableId="2090884452">
+  <w:num w:numId="11" w16cid:durableId="1510915">
     <w:abstractNumId w:val="3"/>
-  </w:num>
-  <w:num w:numId="8" w16cid:durableId="419837865">
-    <w:abstractNumId w:val="7"/>
-  </w:num>
-  <w:num w:numId="9" w16cid:durableId="1125084052">
-    <w:abstractNumId w:val="4"/>
   </w:num>
 </w:numbering>
 </file>
@@ -7323,6 +8097,7 @@
   <w:style w:type="character" w:default="1" w:styleId="Fontepargpadro">
     <w:name w:val="Default Paragraph Font"/>
     <w:uiPriority w:val="1"/>
+    <w:semiHidden/>
     <w:unhideWhenUsed/>
   </w:style>
   <w:style w:type="table" w:default="1" w:styleId="Tabelanormal">
@@ -7437,6 +8212,30 @@
     <w:rPr>
       <w:sz w:val="20"/>
       <w:szCs w:val="20"/>
+    </w:rPr>
+  </w:style>
+  <w:style w:type="character" w:styleId="MenoPendente">
+    <w:name w:val="Unresolved Mention"/>
+    <w:basedOn w:val="Fontepargpadro"/>
+    <w:uiPriority w:val="99"/>
+    <w:semiHidden/>
+    <w:unhideWhenUsed/>
+    <w:rsid w:val="00495AD4"/>
+    <w:rPr>
+      <w:color w:val="605E5C"/>
+      <w:shd w:val="clear" w:color="auto" w:fill="E1DFDD"/>
+    </w:rPr>
+  </w:style>
+  <w:style w:type="character" w:styleId="HiperlinkVisitado">
+    <w:name w:val="FollowedHyperlink"/>
+    <w:basedOn w:val="Fontepargpadro"/>
+    <w:uiPriority w:val="99"/>
+    <w:semiHidden/>
+    <w:unhideWhenUsed/>
+    <w:rsid w:val="00495AD4"/>
+    <w:rPr>
+      <w:color w:val="96607D" w:themeColor="followedHyperlink"/>
+      <w:u w:val="single"/>
     </w:rPr>
   </w:style>
 </w:styles>
